--- a/ISCAM/Metodologia_ISA_MarcoMuestral.docx
+++ b/ISCAM/Metodologia_ISA_MarcoMuestral.docx
@@ -35,7 +35,7 @@
           <w:b/>
           <w:sz w:val="20"/>
         </w:rPr>
-        <w:t>El impacto del Pacto Verde Europeo en la performance de las cooperativas peruanas</w:t>
+        <w:t>El impacto del Pacto Verde Europeo en el desempeño de las cooperativas peruanas</w:t>
       </w:r>
       <w:r>
         <w:rPr>
@@ -515,7 +515,7 @@
           <w:b w:val="0"/>
           <w:sz w:val="20"/>
         </w:rPr>
-        <w:t>ScienceDirect (2025), *"Can cooperative membership foster compliance with New European Union regulations on deforestation-free production? Evidence from cocoa farmers in Western Côte d'Ivoire"* — estudio empírico que cruza pertenencia a cooperativa con cumplimiento EUDR real, directamente relevante para el objetivo (f) de performance del proyecto madre y para validar el Bloque P.</w:t>
+        <w:t>ScienceDirect (2025), *"Can cooperative membership foster compliance with New European Union regulations on deforestation-free production? Evidence from cocoa farmers in Western Côte d'Ivoire"* — estudio empírico que cruza pertenencia a cooperativa con cumplimiento EUDR real, directamente relevante para el objetivo (f) de desempeño del proyecto madre y para validar el Bloque P.</w:t>
       </w:r>
     </w:p>
     <w:p>
@@ -1192,7 +1192,7 @@
           <w:b w:val="0"/>
           <w:sz w:val="20"/>
         </w:rPr>
-        <w:t xml:space="preserve"> las dimensiones núcleo EUDR determinan directamente el acceso al mercado (lo que el reglamento exige textualmente); las extendidas EUDR (D8–D9) son moduladoras de sostenibilidad del cumplimiento en el tiempo. Los cuatro módulos PactoVerde (D12–D15) son complementarios entre sí (la huella de carbono informa el reporte, la circularidad reduce la huella, el control fitosanitario protege el acceso al mismo mercado que el EUDR) y no anulan el acceso al mercado por sí solos — por eso media aritmética entre ellos y peso 30% en el compuesto final. El esquema de pesos iguales *dentro* de cada bloque sigue siendo el default recomendado por el OECD/JRC Handbook en ausencia de un proceso de consenso de expertos (Delphi, o Analytic Hierarchy Process de Saaty) — no se recomienda un esquema de pesos "de experto" sin esa validación, que hoy no existe en el proyecto. Una vez haya datos reales del piloto, correr un </w:t>
+        <w:t xml:space="preserve"> las dimensiones núcleo EUDR determinan directamente el acceso al mercado (lo que el reglamento exige textualmente); las extendidas EUDR (D8–D9) son moduladoras de sostenibilidad del cumplimiento en el tiempo. Los cuatro módulos PactoVerde (D12–D15) son complementarios entre sí (la huella de carbono informa el reporte, la circularidad reduce la huella, el control fitosanitario protege el acceso al mismo mercado que el EUDR) y no anulan el acceso al mercado por sí solos — por eso media aritmética entre ellos y peso 30% en el compuesto final. El esquema de pesos iguales *dentro* de cada bloque sigue siendo el valor predeterminado recomendado por el OECD/JRC Handbook en ausencia de un proceso de consenso de expertos (Delphi, o Analytic Hierarchy Process de Saaty) — no se recomienda un esquema de pesos "de experto" sin esa validación, que hoy no existe en el proyecto. Una vez haya datos reales del piloto, correr un </w:t>
       </w:r>
       <w:r>
         <w:rPr>
@@ -1719,7 +1719,7 @@
           <w:b w:val="0"/>
           <w:sz w:val="20"/>
         </w:rPr>
-        <w:t>Como la muestra es no probabilística por cuotas, reportar el ISA en dos versiones, siguiendo el mismo enfoque del proyecto madre (Deville &amp; Särndal, 1992; calibración/ranking):</w:t>
+        <w:t>Como la muestra es no probabilística por cuotas, reportar el ISA en dos versiones, siguiendo el mismo enfoque del proyecto madre (Deville &amp; Särndal, 1992; calibración/ordenamiento):</w:t>
       </w:r>
     </w:p>
     <w:p>
@@ -1991,7 +1991,7 @@
           <w:b w:val="0"/>
           <w:sz w:val="20"/>
         </w:rPr>
-        <w:t xml:space="preserve"> recalcular el ISA-EUDR con pesos iguales entre las 9 dimensiones (11.1% cada una, ambas en aritmética simple para que la comparación sea limpia) vs. el esquema de §2.3, y reportar la correlación de rangos (Spearman) entre ambos. Si Spearman &lt;0.85, el esquema de pesos importa y debe justificarse más allá del default de este documento.</w:t>
+        <w:t xml:space="preserve"> recalcular el ISA-EUDR con pesos iguales entre las 9 dimensiones (11.1% cada una, ambas en aritmética simple para que la comparación sea limpia) vs. el esquema de §2.3, y reportar la correlación de rangos (Spearman) entre ambos. Si Spearman &lt;0.85, el esquema de pesos importa y debe justificarse más allá del valor predeterminado de este documento.</w:t>
       </w:r>
     </w:p>
     <w:p>
@@ -2048,7 +2048,7 @@
           <w:b w:val="0"/>
           <w:sz w:val="20"/>
         </w:rPr>
-        <w:t xml:space="preserve"> Remuestreo con reemplazo (B=1000 iteraciones recomendadas) sobre la muestra piloto, para construir intervalos de confianza del ISA-EUDR, ISA-PactoVerde, ISA-Completo, IP, IV, RE por cooperativa y del ranking agregado. Es el estándar de robustez que ya exige el proyecto madre ISCAM (requisito de robustez del proyecto madre ISCAM) y que el diseño original de este documento no tenía — se adopta explícitamente aquí para igualar esa exigencia. Ejecutar una vez exista la primera ronda completa de datos reales (no aplica al piloto de 5–8 casos de §1.1, la muestra es insuficiente para bootstrap).</w:t>
+        <w:t xml:space="preserve"> Remuestreo con reemplazo (B=1000 iteraciones recomendadas) sobre la muestra piloto, para construir intervalos de confianza del ISA-EUDR, ISA-PactoVerde, ISA-Completo, IP, IV, RE por cooperativa y del ordenamiento agregado. Es el estándar de robustez que ya exige el proyecto madre ISCAM (requisito de robustez del proyecto madre ISCAM) y que el diseño original de este documento no tenía — se adopta explícitamente aquí para igualar esa exigencia. Ejecutar una vez exista la primera ronda completa de datos reales (no aplica al piloto de 5–8 casos de §1.1, la muestra es insuficiente para bootstrap).</w:t>
       </w:r>
     </w:p>
     <w:p>
@@ -2068,7 +2068,7 @@
         <w:pStyle w:val="Heading2"/>
       </w:pPr>
       <w:r>
-        <w:t>5. Tipologías comparativas y conexión con el objetivo de performance</w:t>
+        <w:t>5. Tipologías comparativas y conexión con el objetivo de desempeño</w:t>
       </w:r>
     </w:p>
     <w:p>
@@ -2099,7 +2099,7 @@
           <w:b w:val="0"/>
           <w:sz w:val="20"/>
         </w:rPr>
-        <w:t xml:space="preserve"> Hasta ahora Territorio (Norte/Centro/Sur) solo se usaba como celda de cuota para el muestreo (§1). ISCAM lo trata como un nivel de agregación con score propio, dentro de la cadena parcela→productor→cooperativa→</w:t>
+        <w:t xml:space="preserve"> Hasta ahora Territorio (Norte/Centro/Sur) solo se usaba como celda de cuota para el muestreo (§1). ISCAM lo trata como un nivel de agregación con puntaje propio, dentro de la cadena parcela→productor→cooperativa→</w:t>
       </w:r>
       <w:r>
         <w:rPr>
@@ -2132,7 +2132,7 @@
           <w:b w:val="0"/>
           <w:sz w:val="20"/>
         </w:rPr>
-        <w:t xml:space="preserve"> ("medir el impacto de la adecuación al PVE en la performance") — el ISA de este documento es el </w:t>
+        <w:t xml:space="preserve"> ("medir el impacto de la adecuación al PVE en el desempeño") — el ISA de este documento es el </w:t>
       </w:r>
       <w:r>
         <w:rPr>
@@ -2146,7 +2146,7 @@
           <w:b w:val="0"/>
           <w:sz w:val="20"/>
         </w:rPr>
-        <w:t xml:space="preserve">, no la performance en sí. </w:t>
+        <w:t xml:space="preserve">, no el desempeño en sí. </w:t>
       </w:r>
       <w:r>
         <w:rPr>
@@ -2160,7 +2160,7 @@
           <w:b w:val="0"/>
           <w:sz w:val="20"/>
         </w:rPr>
-        <w:t xml:space="preserve"> la variable de performance ya tiene una versión preliminar — el </w:t>
+        <w:t xml:space="preserve"> la variable de desempeño ya tiene una versión preliminar — el </w:t>
       </w:r>
       <w:r>
         <w:rPr>
@@ -2193,7 +2193,7 @@
           <w:b w:val="0"/>
           <w:sz w:val="20"/>
         </w:rPr>
-        <w:t xml:space="preserve"> dado el diseño transversal, reportar (a) correlación simple ISA↔cada indicador de performance actual (P1, P3, P4, P6), (b) comparación de cuartiles de ISA vs. cuartiles de performance, y (c) para las variables retrospectivas (P2, P5, P7), la variación calculada como proxy de tendencia — dejando explícito en cualquier entregable que esto es asociación transversal con recall retrospectivo, no un panel real ni prueba de causalidad.</w:t>
+        <w:t xml:space="preserve"> dado el diseño transversal, reportar (a) correlación simple ISA↔cada indicador de desempeño actual (P1, P3, P4, P6), (b) comparación de cuartiles de ISA vs. cuartiles de desempeño, y (c) para las variables retrospectivas (P2, P5, P7), la variación calculada como proxy de tendencia — dejando explícito en cualquier entregable que esto es asociación transversal con recall retrospectivo, no un panel real ni prueba de causalidad.</w:t>
       </w:r>
     </w:p>
     <w:p>
@@ -2308,7 +2308,7 @@
           <w:b w:val="0"/>
           <w:sz w:val="20"/>
         </w:rPr>
-        <w:t xml:space="preserve"> este documento de metodología, el instrumento de 119 preguntas y la hoja de cálculo de las 174 organizaciones. El fundamento, las fases de validación y los requisitos de robustez provienen del proyecto madre (ISCAM — Universidad del Pacífico, *El impacto del Pacto Verde Europeo en la performance de las cooperativas peruanas*).</w:t>
+        <w:t xml:space="preserve"> este documento de metodología, el instrumento de 119 preguntas y la hoja de cálculo de las 174 organizaciones. El fundamento, las fases de validación y los requisitos de robustez provienen del proyecto madre (ISCAM — Universidad del Pacífico, *El impacto del Pacto Verde Europeo en el desempeño de las cooperativas peruanas*).</w:t>
       </w:r>
     </w:p>
     <w:p>
@@ -2339,7 +2339,7 @@
           <w:b w:val="0"/>
           <w:sz w:val="20"/>
         </w:rPr>
-        <w:t xml:space="preserve"> (a) ejecutar el piloto (§1.1), (b) obtener los totales poblacionales auxiliares de JNC/APPCACAO/MIDAGRI/CENAGRO para la calibración (§3), y (c) definir con el equipo del proyecto madre la variable de performance del objetivo (f), que este documento deja explícitamente fuera de su alcance.</w:t>
+        <w:t xml:space="preserve"> (a) ejecutar el piloto (§1.1), (b) obtener los totales poblacionales auxiliares de JNC/APPCACAO/MIDAGRI/CENAGRO para la calibración (§3), y (c) definir con el equipo del proyecto madre la variable de desempeño del objetivo (f), que este documento deja explícitamente fuera de su alcance.</w:t>
       </w:r>
     </w:p>
     <w:p>
@@ -2455,7 +2455,7 @@
           <w:b w:val="0"/>
           <w:sz w:val="20"/>
         </w:rPr>
-        <w:t xml:space="preserve"> 174 organizaciones con 36 variables de dato (comercio exterior, fiscalización, certificaciones, score de legalidad, dimensiones Pacto Verde e indicadores PVE).</w:t>
+        <w:t xml:space="preserve"> 174 organizaciones con 36 variables de dato (comercio exterior, fiscalización, certificaciones, puntaje de legalidad, dimensiones Pacto Verde e indicadores PVE).</w:t>
       </w:r>
     </w:p>
     <w:p>
@@ -2486,14 +2486,14 @@
           <w:b/>
           <w:sz w:val="20"/>
         </w:rPr>
-        <w:t>Scorecards por organización:</w:t>
+        <w:t>Tarjetas de puntaje por organización:</w:t>
       </w:r>
       <w:r>
         <w:rPr>
           <w:b w:val="0"/>
           <w:sz w:val="20"/>
         </w:rPr>
-        <w:t xml:space="preserve"> ISA-Completo, semáforo, ranking y entradas manuales de D2, D5 y D6.</w:t>
+        <w:t xml:space="preserve"> ISA-Completo, semáforo, ordenamiento y entradas manuales de D2, D5 y D6.</w:t>
       </w:r>
     </w:p>
     <w:p>
@@ -3463,7 +3463,7 @@
                 <w:b w:val="0"/>
                 <w:sz w:val="18"/>
               </w:rPr>
-              <w:t>score externo de legalidad (corte histórico) + pregunta de sanciones vigentes</w:t>
+              <w:t>puntaje externo de legalidad (corte histórico) + pregunta de sanciones vigentes</w:t>
             </w:r>
           </w:p>
         </w:tc>
@@ -5226,7 +5226,7 @@
                 <w:b w:val="0"/>
                 <w:sz w:val="18"/>
               </w:rPr>
-              <w:t>Falta la capa de ingesta (codificación 0-4 a 0-100 y carga con join por RUC)</w:t>
+              <w:t>Falta la capa de ingesta (codificación 0-4 a 0-100 y carga con unión por RUC)</w:t>
             </w:r>
           </w:p>
         </w:tc>
@@ -5387,7 +5387,7 @@
                 <w:b w:val="0"/>
                 <w:sz w:val="18"/>
               </w:rPr>
-              <w:t xml:space="preserve"> el índice es el regresor/predictor del objetivo (f) y la performance es la variable dependiente —incluirla sería circular—; el proyecto madre usa los indicadores de performance como validación externa del índice (Fase 4, paso 12: certificaciones, % volumen trazable, continuidad exportadora, acceso a mercado UE); el impacto en performance ya está operacionalizado en RE = IV x (1 − IP/100)</w:t>
+              <w:t xml:space="preserve"> el índice es el regresor/predictor del objetivo (f) y el desempeño es la variable dependiente —incluirla sería circular—; el proyecto madre usa los indicadores de desempeño como validación externa del índice (Fase 4, paso 12: certificaciones, % volumen trazable, continuidad exportadora, acceso a mercado UE); el impacto en desempeño ya está operacionalizado en RE = IV x (1 − IP/100)</w:t>
             </w:r>
           </w:p>
         </w:tc>
